--- a/Dataset/generated_documents/maintenance/MNT_EVT-011.docx
+++ b/Dataset/generated_documents/maintenance/MNT_EVT-011.docx
@@ -37,7 +37,7 @@
           <w:b/>
           <w:sz w:val="32"/>
         </w:rPr>
-        <w:t>Maintenance Activity Report</w:t>
+        <w:t>Equipment Repair Report</w:t>
       </w:r>
     </w:p>
     <w:p/>
@@ -77,7 +77,7 @@
           </w:tcPr>
           <w:p>
             <w:r>
-              <w:t>B9E3138F</w:t>
+              <w:t>CED92E25</w:t>
             </w:r>
           </w:p>
         </w:tc>
@@ -209,7 +209,7 @@
           </w:tcPr>
           <w:p>
             <w:r>
-              <w:t>14-Jul-2026 20:10</w:t>
+              <w:t>15-Jul-2026 13:05</w:t>
             </w:r>
           </w:p>
         </w:tc>
@@ -619,12 +619,13 @@
     <w:p>
       <w:r>
         <w:br/>
-        <w:t>Maintenance request received from</w:t>
-        <w:br/>
-        <w:t>Inspection department.</w:t>
+        <w:t>Equipment ID:</w:t>
         <w:br/>
         <w:br/>
-        <w:t>Issue:</w:t>
+        <w:t>B-101</w:t>
+        <w:br/>
+        <w:br/>
+        <w:t>Failure Report:</w:t>
         <w:br/>
         <w:br/>
         <w:t>Low steam pressure</w:t>
@@ -642,19 +643,13 @@
     <w:p>
       <w:r>
         <w:br/>
-        <w:t>Inspection Summary</w:t>
+        <w:t>Inspection identified:</w:t>
         <w:br/>
         <w:br/>
-        <w:t>Priority :</w:t>
+        <w:t>Failure Category:</w:t>
         <w:br/>
         <w:br/>
-        <w:t>High</w:t>
-        <w:br/>
-        <w:br/>
-        <w:t>Severity :</w:t>
-        <w:br/>
-        <w:br/>
-        <w:t>Medium</w:t>
+        <w:t>Process</w:t>
         <w:br/>
       </w:r>
     </w:p>
@@ -669,16 +664,13 @@
     <w:p>
       <w:r>
         <w:br/>
-        <w:t>Maintenance activities completed.</w:t>
+        <w:t>Repair completed.</w:t>
         <w:br/>
         <w:br/>
-        <w:t>Corrective action:</w:t>
+        <w:t>Action performed:</w:t>
         <w:br/>
         <w:br/>
         <w:t>Chemical cleaning</w:t>
-        <w:br/>
-        <w:br/>
-        <w:t>Equipment performance verified.</w:t>
         <w:br/>
       </w:r>
     </w:p>
@@ -705,7 +697,7 @@
     </w:p>
     <w:p>
       <w:r>
-        <w:t>Equipment restored to normal operating condition.</w:t>
+        <w:t>Equipment performance is within acceptable limits.</w:t>
       </w:r>
     </w:p>
     <w:p>
@@ -731,7 +723,7 @@
     </w:p>
     <w:p>
       <w:r>
-        <w:t>Laser Alignment Kit</w:t>
+        <w:t>Torque Wrench</w:t>
       </w:r>
     </w:p>
     <w:p>
@@ -1130,7 +1122,7 @@
     </w:p>
     <w:p>
       <w:r>
-        <w:t>☐ Leak Inspection Completed — Pending</w:t>
+        <w:t>☑ Leak Inspection Completed</w:t>
       </w:r>
     </w:p>
     <w:p>
